--- a/הַסֵּפֶר/הַתּוֹרָה/01 בראשית/12 בראשית יב.docx
+++ b/הַסֵּפֶר/הַתּוֹרָה/01 בראשית/12 בראשית יב.docx
@@ -41,7 +41,7 @@
           <w:pgNumType w:start="1"/>
         </w:sectPr>
       </w:pPr>
-      <w:bookmarkStart w:colFirst="0" w:colLast="0" w:name="_loyxt48vi071" w:id="0"/>
+      <w:bookmarkStart w:colFirst="0" w:colLast="0" w:name="_mc9bfoova052" w:id="0"/>
       <w:bookmarkEnd w:id="0"/>
       <w:r>
         <w:rPr>

--- a/הַסֵּפֶר/הַתּוֹרָה/01 בראשית/12 בראשית יב.docx
+++ b/הַסֵּפֶר/הַתּוֹרָה/01 בראשית/12 בראשית יב.docx
@@ -41,7 +41,7 @@
           <w:pgNumType w:start="1"/>
         </w:sectPr>
       </w:pPr>
-      <w:bookmarkStart w:colFirst="0" w:colLast="0" w:name="_mc9bfoova052" w:id="0"/>
+      <w:bookmarkStart w:colFirst="0" w:colLast="0" w:name="_bpr4gfm4f50" w:id="0"/>
       <w:bookmarkEnd w:id="0"/>
       <w:r>
         <w:rPr>

--- a/הַסֵּפֶר/הַתּוֹרָה/01 בראשית/12 בראשית יב.docx
+++ b/הַסֵּפֶר/הַתּוֹרָה/01 בראשית/12 בראשית יב.docx
@@ -41,7 +41,7 @@
           <w:pgNumType w:start="1"/>
         </w:sectPr>
       </w:pPr>
-      <w:bookmarkStart w:colFirst="0" w:colLast="0" w:name="_bpr4gfm4f50" w:id="0"/>
+      <w:bookmarkStart w:colFirst="0" w:colLast="0" w:name="_lm8endlp0v7g" w:id="0"/>
       <w:bookmarkEnd w:id="0"/>
       <w:r>
         <w:rPr>
